--- a/interview/SQL Interview questions.docx
+++ b/interview/SQL Interview questions.docx
@@ -109,27 +109,61 @@
         <w:t>data_type</w:t>
       </w:r>
       <w:proofErr w:type="spellEnd"/>
+      <w:proofErr w:type="gramStart"/>
       <w:r>
         <w:t>);</w:t>
       </w:r>
+      <w:proofErr w:type="gramEnd"/>
     </w:p>
     <w:p>
       <w:r>
         <w:t xml:space="preserve">Drop: </w:t>
       </w:r>
       <w:r>
-        <w:t>Delete objects from the database</w:t>
+        <w:t xml:space="preserve">Delete objects from the database </w:t>
+      </w:r>
+    </w:p>
+    <w:p>
+      <w:r>
+        <w:t xml:space="preserve">              </w:t>
+      </w:r>
+      <w:r>
+        <w:t xml:space="preserve">DROP TABLE </w:t>
+      </w:r>
+      <w:proofErr w:type="spellStart"/>
+      <w:r>
+        <w:t>table_</w:t>
+      </w:r>
+      <w:proofErr w:type="gramStart"/>
+      <w:r>
+        <w:t>name</w:t>
+      </w:r>
+      <w:proofErr w:type="spellEnd"/>
+      <w:r>
+        <w:t>;</w:t>
+      </w:r>
+      <w:proofErr w:type="gramEnd"/>
+    </w:p>
+    <w:p>
+      <w:r>
+        <w:t>Alter:</w:t>
       </w:r>
       <w:r>
         <w:t xml:space="preserve"> </w:t>
       </w:r>
-    </w:p>
-    <w:p>
-      <w:r>
-        <w:t xml:space="preserve">              </w:t>
-      </w:r>
-      <w:r>
-        <w:t xml:space="preserve">DROP TABLE </w:t>
+      <w:r>
+        <w:t>Alter the structure of the database</w:t>
+      </w:r>
+    </w:p>
+    <w:p>
+      <w:r>
+        <w:t xml:space="preserve"> </w:t>
+      </w:r>
+      <w:r>
+        <w:tab/>
+      </w:r>
+      <w:r>
+        <w:t xml:space="preserve">ALTER TABLE </w:t>
       </w:r>
       <w:proofErr w:type="spellStart"/>
       <w:r>
@@ -137,115 +171,100 @@
       </w:r>
       <w:proofErr w:type="spellEnd"/>
       <w:r>
+        <w:t xml:space="preserve"> ADD COLUMN </w:t>
+      </w:r>
+      <w:proofErr w:type="spellStart"/>
+      <w:r>
+        <w:t>column_name</w:t>
+      </w:r>
+      <w:proofErr w:type="spellEnd"/>
+      <w:r>
+        <w:t xml:space="preserve"> </w:t>
+      </w:r>
+      <w:proofErr w:type="spellStart"/>
+      <w:r>
+        <w:t>data_</w:t>
+      </w:r>
+      <w:proofErr w:type="gramStart"/>
+      <w:r>
+        <w:t>type</w:t>
+      </w:r>
+      <w:proofErr w:type="spellEnd"/>
+      <w:r>
         <w:t>;</w:t>
       </w:r>
-    </w:p>
-    <w:p>
-      <w:r>
-        <w:t>Alter:</w:t>
-      </w:r>
-      <w:r>
-        <w:t xml:space="preserve"> </w:t>
-      </w:r>
-      <w:r>
-        <w:t>Alter the structure of the database</w:t>
-      </w:r>
-    </w:p>
-    <w:p>
-      <w:r>
-        <w:t xml:space="preserve"> </w:t>
-      </w:r>
+      <w:proofErr w:type="gramEnd"/>
+    </w:p>
+    <w:p>
+      <w:r>
+        <w:t xml:space="preserve">Truncate: </w:t>
+      </w:r>
+      <w:r>
+        <w:t>Remove all records from a table</w:t>
+      </w:r>
+    </w:p>
+    <w:p>
+      <w:pPr>
+        <w:ind w:firstLine="720"/>
+      </w:pPr>
+      <w:r>
+        <w:t xml:space="preserve">TRUNCATE TABLE </w:t>
+      </w:r>
+      <w:proofErr w:type="spellStart"/>
+      <w:r>
+        <w:t>table_</w:t>
+      </w:r>
+      <w:proofErr w:type="gramStart"/>
+      <w:r>
+        <w:t>name</w:t>
+      </w:r>
+      <w:proofErr w:type="spellEnd"/>
+      <w:r>
+        <w:t>;</w:t>
+      </w:r>
+      <w:proofErr w:type="gramEnd"/>
+    </w:p>
+    <w:p>
+      <w:proofErr w:type="spellStart"/>
+      <w:r>
+        <w:t>Renamae</w:t>
+      </w:r>
+      <w:proofErr w:type="spellEnd"/>
+      <w:r>
+        <w:t xml:space="preserve">: </w:t>
+      </w:r>
+      <w:r>
+        <w:t>Rename an object existing in the database</w:t>
+      </w:r>
+    </w:p>
+    <w:p>
       <w:r>
         <w:tab/>
       </w:r>
       <w:r>
-        <w:t xml:space="preserve">ALTER TABLE </w:t>
-      </w:r>
-      <w:proofErr w:type="spellStart"/>
-      <w:r>
-        <w:t>table_name</w:t>
-      </w:r>
-      <w:proofErr w:type="spellEnd"/>
-      <w:r>
-        <w:t xml:space="preserve"> ADD COLUMN </w:t>
-      </w:r>
-      <w:proofErr w:type="spellStart"/>
-      <w:r>
-        <w:t>column_name</w:t>
-      </w:r>
-      <w:proofErr w:type="spellEnd"/>
-      <w:r>
-        <w:t xml:space="preserve"> </w:t>
-      </w:r>
-      <w:proofErr w:type="spellStart"/>
-      <w:r>
-        <w:t>data_type</w:t>
+        <w:t xml:space="preserve">RENAME TABLE </w:t>
+      </w:r>
+      <w:proofErr w:type="spellStart"/>
+      <w:r>
+        <w:t>old_table_name</w:t>
+      </w:r>
+      <w:proofErr w:type="spellEnd"/>
+      <w:r>
+        <w:t xml:space="preserve"> TO </w:t>
+      </w:r>
+      <w:proofErr w:type="spellStart"/>
+      <w:r>
+        <w:t>new_table_</w:t>
+      </w:r>
+      <w:proofErr w:type="gramStart"/>
+      <w:r>
+        <w:t>name</w:t>
       </w:r>
       <w:proofErr w:type="spellEnd"/>
       <w:r>
         <w:t>;</w:t>
       </w:r>
-    </w:p>
-    <w:p>
-      <w:r>
-        <w:t xml:space="preserve">Truncate: </w:t>
-      </w:r>
-      <w:r>
-        <w:t>Remove all records from a table</w:t>
-      </w:r>
-    </w:p>
-    <w:p>
-      <w:pPr>
-        <w:ind w:firstLine="720"/>
-      </w:pPr>
-      <w:r>
-        <w:t xml:space="preserve">TRUNCATE TABLE </w:t>
-      </w:r>
-      <w:proofErr w:type="spellStart"/>
-      <w:r>
-        <w:t>table_name</w:t>
-      </w:r>
-      <w:proofErr w:type="spellEnd"/>
-      <w:r>
-        <w:t>;</w:t>
-      </w:r>
-    </w:p>
-    <w:p>
-      <w:proofErr w:type="spellStart"/>
-      <w:r>
-        <w:t>Renamae</w:t>
-      </w:r>
-      <w:proofErr w:type="spellEnd"/>
-      <w:r>
-        <w:t xml:space="preserve">: </w:t>
-      </w:r>
-      <w:r>
-        <w:t>Rename an object existing in the database</w:t>
-      </w:r>
-    </w:p>
-    <w:p>
-      <w:r>
-        <w:tab/>
-      </w:r>
-      <w:r>
-        <w:t xml:space="preserve">RENAME TABLE </w:t>
-      </w:r>
-      <w:proofErr w:type="spellStart"/>
-      <w:r>
-        <w:t>old_table_name</w:t>
-      </w:r>
-      <w:proofErr w:type="spellEnd"/>
-      <w:r>
-        <w:t xml:space="preserve"> TO </w:t>
-      </w:r>
-      <w:proofErr w:type="spellStart"/>
-      <w:r>
-        <w:t>new_table_name</w:t>
-      </w:r>
-      <w:proofErr w:type="spellEnd"/>
-      <w:r>
-        <w:t>;</w:t>
-      </w:r>
+      <w:proofErr w:type="gramEnd"/>
     </w:p>
     <w:p>
       <w:pPr>
@@ -290,10 +309,7 @@
     </w:p>
     <w:p>
       <w:r>
-        <w:t xml:space="preserve">Insert: </w:t>
-      </w:r>
-      <w:r>
-        <w:t>Insert data into a table</w:t>
+        <w:t>Insert: Insert data into a table</w:t>
       </w:r>
     </w:p>
     <w:p>
@@ -312,18 +328,17 @@
       </w:r>
       <w:proofErr w:type="spellEnd"/>
       <w:r>
-        <w:t xml:space="preserve"> (column1, column2) VALUES (value1, value2);</w:t>
-      </w:r>
-    </w:p>
-    <w:p>
-      <w:r>
-        <w:t xml:space="preserve">Update: </w:t>
-      </w:r>
-      <w:r>
-        <w:t>Update existing data in a table</w:t>
-      </w:r>
-      <w:r>
-        <w:t xml:space="preserve"> with new data</w:t>
+        <w:t xml:space="preserve"> (column1, column2) VALUES (value1, value2</w:t>
+      </w:r>
+      <w:proofErr w:type="gramStart"/>
+      <w:r>
+        <w:t>);</w:t>
+      </w:r>
+      <w:proofErr w:type="gramEnd"/>
+    </w:p>
+    <w:p>
+      <w:r>
+        <w:t>Update: Update existing data in a table with new data</w:t>
       </w:r>
     </w:p>
     <w:p>
@@ -366,8 +381,13 @@
       </w:r>
       <w:proofErr w:type="spellEnd"/>
       <w:r>
-        <w:t xml:space="preserve"> WHERE condition;</w:t>
-      </w:r>
+        <w:t xml:space="preserve"> WHERE </w:t>
+      </w:r>
+      <w:proofErr w:type="gramStart"/>
+      <w:r>
+        <w:t>condition;</w:t>
+      </w:r>
+      <w:proofErr w:type="gramEnd"/>
     </w:p>
     <w:p>
       <w:pPr>
@@ -624,6 +644,7 @@
         <w:t xml:space="preserve">inner join order o on </w:t>
       </w:r>
       <w:proofErr w:type="spellStart"/>
+      <w:proofErr w:type="gramStart"/>
       <w:r>
         <w:t>o.</w:t>
       </w:r>
@@ -631,6 +652,7 @@
         <w:t>empid</w:t>
       </w:r>
       <w:proofErr w:type="spellEnd"/>
+      <w:proofErr w:type="gramEnd"/>
       <w:r>
         <w:t>=</w:t>
       </w:r>
@@ -663,16 +685,15 @@
       </w:r>
       <w:proofErr w:type="spellEnd"/>
       <w:r>
-        <w:t xml:space="preserve"> </w:t>
-      </w:r>
-      <w:r>
-        <w:t xml:space="preserve">Select * from employees e inner join order o on </w:t>
-      </w:r>
-      <w:proofErr w:type="spellStart"/>
+        <w:t xml:space="preserve"> Select * from employees e inner join order o on </w:t>
+      </w:r>
+      <w:proofErr w:type="spellStart"/>
+      <w:proofErr w:type="gramStart"/>
       <w:r>
         <w:t>o.empid</w:t>
       </w:r>
       <w:proofErr w:type="spellEnd"/>
+      <w:proofErr w:type="gramEnd"/>
       <w:r>
         <w:t>=</w:t>
       </w:r>
@@ -792,7 +813,15 @@
       </w:r>
       <w:proofErr w:type="spellEnd"/>
       <w:r>
-        <w:t xml:space="preserve"> Select department, count(*)  from Store group by department</w:t>
+        <w:t xml:space="preserve"> Select department, </w:t>
+      </w:r>
+      <w:proofErr w:type="gramStart"/>
+      <w:r>
+        <w:t>count(</w:t>
+      </w:r>
+      <w:proofErr w:type="gramEnd"/>
+      <w:r>
+        <w:t>*)  from Store group by department</w:t>
       </w:r>
     </w:p>
     <w:p>
@@ -821,10 +850,15 @@
       </w:r>
       <w:proofErr w:type="spellEnd"/>
       <w:r>
-        <w:t xml:space="preserve"> Select department, count(*)  from Store group by department</w:t>
-      </w:r>
-      <w:r>
-        <w:t xml:space="preserve"> having count(*)&gt;2</w:t>
+        <w:t xml:space="preserve"> Select department, </w:t>
+      </w:r>
+      <w:proofErr w:type="gramStart"/>
+      <w:r>
+        <w:t>count(</w:t>
+      </w:r>
+      <w:proofErr w:type="gramEnd"/>
+      <w:r>
+        <w:t>*)  from Store group by department having count(*)&gt;2</w:t>
       </w:r>
     </w:p>
     <w:p>
@@ -850,7 +884,15 @@
       </w:r>
       <w:proofErr w:type="spellEnd"/>
       <w:r>
-        <w:t xml:space="preserve"> Select * from employees order by </w:t>
+        <w:t xml:space="preserve"> Select * from </w:t>
+      </w:r>
+      <w:proofErr w:type="gramStart"/>
+      <w:r>
+        <w:t>employees</w:t>
+      </w:r>
+      <w:proofErr w:type="gramEnd"/>
+      <w:r>
+        <w:t xml:space="preserve"> order by </w:t>
       </w:r>
       <w:proofErr w:type="spellStart"/>
       <w:r>
@@ -900,7 +942,15 @@
       </w:pPr>
       <w:r>
         <w:lastRenderedPageBreak/>
-        <w:t>Distinct:  remove duplicate rows</w:t>
+        <w:t>Distinct</w:t>
+      </w:r>
+      <w:proofErr w:type="gramStart"/>
+      <w:r>
+        <w:t>:  remove</w:t>
+      </w:r>
+      <w:proofErr w:type="gramEnd"/>
+      <w:r>
+        <w:t xml:space="preserve"> duplicate rows</w:t>
       </w:r>
     </w:p>
     <w:p>
@@ -1001,6 +1051,7 @@
         <w:t xml:space="preserve"> Select </w:t>
       </w:r>
       <w:proofErr w:type="spellStart"/>
+      <w:proofErr w:type="gramStart"/>
       <w:r>
         <w:t>charindex</w:t>
       </w:r>
@@ -1008,8 +1059,17 @@
       <w:r>
         <w:t>(</w:t>
       </w:r>
-      <w:r>
-        <w:t>‘r’, ‘raju’)</w:t>
+      <w:proofErr w:type="gramEnd"/>
+      <w:r>
+        <w:t>‘r</w:t>
+      </w:r>
+      <w:proofErr w:type="gramStart"/>
+      <w:r>
+        <w:t>’, ‘</w:t>
+      </w:r>
+      <w:proofErr w:type="gramEnd"/>
+      <w:r>
+        <w:t>raju’)</w:t>
       </w:r>
     </w:p>
     <w:p>
@@ -1043,6 +1103,7 @@
         <w:t xml:space="preserve"> Select </w:t>
       </w:r>
       <w:proofErr w:type="spellStart"/>
+      <w:proofErr w:type="gramStart"/>
       <w:r>
         <w:t>concat</w:t>
       </w:r>
@@ -1051,12 +1112,21 @@
         <w:t>(</w:t>
       </w:r>
       <w:proofErr w:type="spellStart"/>
+      <w:proofErr w:type="gramEnd"/>
       <w:r>
         <w:t>firstname</w:t>
       </w:r>
       <w:proofErr w:type="spellEnd"/>
       <w:r>
-        <w:t xml:space="preserve">. ‘ ‘, </w:t>
+        <w:t xml:space="preserve">. </w:t>
+      </w:r>
+      <w:proofErr w:type="gramStart"/>
+      <w:r>
+        <w:t>‘ ‘</w:t>
+      </w:r>
+      <w:proofErr w:type="gramEnd"/>
+      <w:r>
+        <w:t xml:space="preserve">, </w:t>
       </w:r>
       <w:proofErr w:type="spellStart"/>
       <w:r>
@@ -1089,16 +1159,15 @@
       </w:r>
       <w:proofErr w:type="spellEnd"/>
       <w:r>
-        <w:t>+</w:t>
-      </w:r>
-      <w:r>
-        <w:t xml:space="preserve"> ‘ ‘</w:t>
-      </w:r>
-      <w:r>
-        <w:t>+</w:t>
-      </w:r>
-      <w:r>
-        <w:t xml:space="preserve"> </w:t>
+        <w:t xml:space="preserve">+ </w:t>
+      </w:r>
+      <w:proofErr w:type="gramStart"/>
+      <w:r>
+        <w:t>‘ ‘</w:t>
+      </w:r>
+      <w:proofErr w:type="gramEnd"/>
+      <w:r>
+        <w:t xml:space="preserve">+ </w:t>
       </w:r>
       <w:proofErr w:type="spellStart"/>
       <w:r>
@@ -1106,10 +1175,7 @@
       </w:r>
       <w:proofErr w:type="spellEnd"/>
       <w:r>
-        <w:t xml:space="preserve"> </w:t>
-      </w:r>
-      <w:r>
-        <w:t xml:space="preserve">as </w:t>
+        <w:t xml:space="preserve"> as </w:t>
       </w:r>
       <w:proofErr w:type="spellStart"/>
       <w:r>
@@ -1137,7 +1203,15 @@
         <w:t xml:space="preserve">: </w:t>
       </w:r>
       <w:r>
-        <w:t>count the no of characters of a string</w:t>
+        <w:t xml:space="preserve">count the </w:t>
+      </w:r>
+      <w:proofErr w:type="spellStart"/>
+      <w:r>
+        <w:t>no</w:t>
+      </w:r>
+      <w:proofErr w:type="spellEnd"/>
+      <w:r>
+        <w:t xml:space="preserve"> of characters of a string</w:t>
       </w:r>
       <w:r>
         <w:t xml:space="preserve"> including leading/trailing spaces</w:t>
@@ -1152,10 +1226,18 @@
         </w:numPr>
       </w:pPr>
       <w:r>
-        <w:t xml:space="preserve">Len: </w:t>
-      </w:r>
-      <w:r>
-        <w:t xml:space="preserve"> count the </w:t>
+        <w:t>Len</w:t>
+      </w:r>
+      <w:proofErr w:type="gramStart"/>
+      <w:r>
+        <w:t xml:space="preserve">: </w:t>
+      </w:r>
+      <w:r>
+        <w:t xml:space="preserve"> count</w:t>
+      </w:r>
+      <w:proofErr w:type="gramEnd"/>
+      <w:r>
+        <w:t xml:space="preserve"> the </w:t>
       </w:r>
       <w:proofErr w:type="spellStart"/>
       <w:r>
@@ -1163,13 +1245,7 @@
       </w:r>
       <w:proofErr w:type="spellEnd"/>
       <w:r>
-        <w:t xml:space="preserve"> of characters of a string </w:t>
-      </w:r>
-      <w:r>
-        <w:t>without</w:t>
-      </w:r>
-      <w:r>
-        <w:t xml:space="preserve"> leading/trailing spaces</w:t>
+        <w:t xml:space="preserve"> of characters of a string without leading/trailing spaces</w:t>
       </w:r>
     </w:p>
     <w:p>
@@ -1208,10 +1284,12 @@
       <w:r>
         <w:t xml:space="preserve"> Select </w:t>
       </w:r>
+      <w:proofErr w:type="gramStart"/>
       <w:r>
         <w:t>Left(</w:t>
       </w:r>
       <w:proofErr w:type="spellStart"/>
+      <w:proofErr w:type="gramEnd"/>
       <w:r>
         <w:t>firstname</w:t>
       </w:r>
@@ -1237,10 +1315,7 @@
         </w:numPr>
       </w:pPr>
       <w:r>
-        <w:t xml:space="preserve">Right: </w:t>
-      </w:r>
-      <w:r>
-        <w:t xml:space="preserve">to extract the </w:t>
+        <w:t xml:space="preserve">Right: to extract the </w:t>
       </w:r>
       <w:proofErr w:type="spellStart"/>
       <w:r>
@@ -1248,10 +1323,7 @@
       </w:r>
       <w:proofErr w:type="spellEnd"/>
       <w:r>
-        <w:t xml:space="preserve"> of a string from </w:t>
-      </w:r>
-      <w:r>
-        <w:t>right</w:t>
+        <w:t xml:space="preserve"> of a string from right</w:t>
       </w:r>
     </w:p>
     <w:p>
@@ -1267,13 +1339,12 @@
       <w:r>
         <w:t xml:space="preserve"> Select </w:t>
       </w:r>
-      <w:r>
-        <w:t>right</w:t>
-      </w:r>
-      <w:r>
-        <w:t>(</w:t>
-      </w:r>
-      <w:proofErr w:type="spellStart"/>
+      <w:proofErr w:type="gramStart"/>
+      <w:r>
+        <w:t>right(</w:t>
+      </w:r>
+      <w:proofErr w:type="spellStart"/>
+      <w:proofErr w:type="gramEnd"/>
       <w:r>
         <w:t>firstname</w:t>
       </w:r>
@@ -1314,16 +1385,7 @@
         </w:numPr>
       </w:pPr>
       <w:r>
-        <w:t xml:space="preserve">Upper: </w:t>
-      </w:r>
-      <w:r>
-        <w:t xml:space="preserve">to convert entire string into </w:t>
-      </w:r>
-      <w:r>
-        <w:t>upper</w:t>
-      </w:r>
-      <w:r>
-        <w:t xml:space="preserve"> case</w:t>
+        <w:t>Upper: to convert entire string into upper case</w:t>
       </w:r>
     </w:p>
     <w:p>
@@ -1366,13 +1428,13 @@
           <w:numId w:val="11"/>
         </w:numPr>
       </w:pPr>
-      <w:proofErr w:type="spellStart"/>
-      <w:r>
-        <w:t>Rtrim</w:t>
-      </w:r>
-      <w:proofErr w:type="spellEnd"/>
-      <w:r>
-        <w:t xml:space="preserve"> : remove trailing spaces</w:t>
+      <w:proofErr w:type="gramStart"/>
+      <w:r>
+        <w:t>Rtrim :</w:t>
+      </w:r>
+      <w:proofErr w:type="gramEnd"/>
+      <w:r>
+        <w:t xml:space="preserve"> remove trailing spaces</w:t>
       </w:r>
     </w:p>
     <w:p>
@@ -1406,6 +1468,7 @@
       <w:r>
         <w:t xml:space="preserve"> Select </w:t>
       </w:r>
+      <w:proofErr w:type="gramStart"/>
       <w:r>
         <w:t>replace(</w:t>
       </w:r>
@@ -1415,7 +1478,11 @@
       </w:r>
       <w:proofErr w:type="spellEnd"/>
       <w:r>
-        <w:t>, ‘T</w:t>
+        <w:t>, ‘</w:t>
+      </w:r>
+      <w:proofErr w:type="gramEnd"/>
+      <w:r>
+        <w:t>T</w:t>
       </w:r>
       <w:r>
         <w:t>’, ‘</w:t>
@@ -1444,10 +1511,11 @@
         <w:ind w:left="1080"/>
       </w:pPr>
       <w:r>
-        <w:t xml:space="preserve">        </w:t>
-      </w:r>
-      <w:r>
-        <w:t>Select replace(</w:t>
+        <w:t xml:space="preserve">        Select </w:t>
+      </w:r>
+      <w:proofErr w:type="gramStart"/>
+      <w:r>
+        <w:t>replace(</w:t>
       </w:r>
       <w:proofErr w:type="spellStart"/>
       <w:r>
@@ -1455,7 +1523,11 @@
       </w:r>
       <w:proofErr w:type="spellEnd"/>
       <w:r>
-        <w:t>, ‘T</w:t>
+        <w:t>, ‘</w:t>
+      </w:r>
+      <w:proofErr w:type="gramEnd"/>
+      <w:r>
+        <w:t>T</w:t>
       </w:r>
       <w:r>
         <w:t>S</w:t>
@@ -1572,9 +1644,14 @@
       </w:r>
       <w:proofErr w:type="spellEnd"/>
       <w:r>
-        <w:t xml:space="preserve"> Select substring(</w:t>
-      </w:r>
-      <w:proofErr w:type="spellStart"/>
+        <w:t xml:space="preserve"> Select </w:t>
+      </w:r>
+      <w:proofErr w:type="gramStart"/>
+      <w:r>
+        <w:t>substring(</w:t>
+      </w:r>
+      <w:proofErr w:type="spellStart"/>
+      <w:proofErr w:type="gramEnd"/>
       <w:r>
         <w:t>lastname</w:t>
       </w:r>
@@ -1689,7 +1766,11 @@
         <w:t xml:space="preserve">Max: </w:t>
       </w:r>
       <w:r>
-        <w:t xml:space="preserve">find the max value of </w:t>
+        <w:t xml:space="preserve">find the max value </w:t>
+      </w:r>
+      <w:proofErr w:type="gramStart"/>
+      <w:r>
+        <w:t xml:space="preserve">of </w:t>
       </w:r>
       <w:r>
         <w:t xml:space="preserve"> </w:t>
@@ -1697,6 +1778,7 @@
       <w:r>
         <w:t>column</w:t>
       </w:r>
+      <w:proofErr w:type="gramEnd"/>
     </w:p>
     <w:p>
       <w:pPr>
@@ -1736,12 +1818,11 @@
       <w:r>
         <w:t xml:space="preserve">Power: To </w:t>
       </w:r>
-      <w:r>
-        <w:t xml:space="preserve">get </w:t>
-      </w:r>
-      <w:r>
-        <w:t> exponentiation</w:t>
-      </w:r>
+      <w:proofErr w:type="gramStart"/>
+      <w:r>
+        <w:t>get  exponentiation</w:t>
+      </w:r>
+      <w:proofErr w:type="gramEnd"/>
       <w:r>
         <w:t xml:space="preserve"> of a number</w:t>
       </w:r>
@@ -1759,7 +1840,15 @@
         <w:t xml:space="preserve"> </w:t>
       </w:r>
       <w:r>
-        <w:t xml:space="preserve">SELECT power(quantity, 2) as </w:t>
+        <w:t xml:space="preserve">SELECT </w:t>
+      </w:r>
+      <w:proofErr w:type="gramStart"/>
+      <w:r>
+        <w:t>power(</w:t>
+      </w:r>
+      <w:proofErr w:type="gramEnd"/>
+      <w:r>
+        <w:t xml:space="preserve">quantity, 2) as </w:t>
       </w:r>
       <w:proofErr w:type="spellStart"/>
       <w:r>
@@ -1909,8 +1998,13 @@
         <w:t>one of the</w:t>
       </w:r>
       <w:r>
-        <w:t xml:space="preserve"> condition</w:t>
-      </w:r>
+        <w:t xml:space="preserve"> </w:t>
+      </w:r>
+      <w:proofErr w:type="gramStart"/>
+      <w:r>
+        <w:t>condition</w:t>
+      </w:r>
+      <w:proofErr w:type="gramEnd"/>
       <w:r>
         <w:t xml:space="preserve"> is</w:t>
       </w:r>
@@ -1919,6 +2013,7 @@
       </w:r>
     </w:p>
     <w:p>
+      <w:proofErr w:type="gramStart"/>
       <w:r>
         <w:rPr>
           <w:b/>
@@ -1926,6 +2021,7 @@
         </w:rPr>
         <w:t>Not</w:t>
       </w:r>
+      <w:proofErr w:type="gramEnd"/>
       <w:r>
         <w:t xml:space="preserve">: It is used reverse the </w:t>
       </w:r>
@@ -1968,15 +2064,20 @@
       </w:r>
       <w:proofErr w:type="spellEnd"/>
       <w:r>
-        <w:t xml:space="preserve"> in (‘raju’, ‘teju’)</w:t>
-      </w:r>
-    </w:p>
-    <w:p>
-      <w:r>
-        <w:t xml:space="preserve">   </w:t>
-      </w:r>
-      <w:r>
-        <w:t xml:space="preserve">Select * from employees where </w:t>
+        <w:t xml:space="preserve"> </w:t>
+      </w:r>
+      <w:proofErr w:type="gramStart"/>
+      <w:r>
+        <w:t>in (‘</w:t>
+      </w:r>
+      <w:proofErr w:type="gramEnd"/>
+      <w:r>
+        <w:t>raju’, ‘teju’)</w:t>
+      </w:r>
+    </w:p>
+    <w:p>
+      <w:r>
+        <w:t xml:space="preserve">   Select * from employees where </w:t>
       </w:r>
       <w:proofErr w:type="spellStart"/>
       <w:r>
@@ -1984,10 +2085,7 @@
       </w:r>
       <w:proofErr w:type="spellEnd"/>
       <w:r>
-        <w:t xml:space="preserve"> in (</w:t>
-      </w:r>
-      <w:r>
-        <w:t xml:space="preserve">select </w:t>
+        <w:t xml:space="preserve"> in (select </w:t>
       </w:r>
       <w:proofErr w:type="spellStart"/>
       <w:r>
@@ -2051,39 +2149,6 @@
       <w:r>
         <w:t>Exist</w:t>
       </w:r>
-    </w:p>
-    <w:p/>
-    <w:p>
-      <w:pPr>
-        <w:rPr>
-          <w:b/>
-          <w:bCs/>
-        </w:rPr>
-      </w:pPr>
-      <w:r>
-        <w:t xml:space="preserve"> </w:t>
-      </w:r>
-    </w:p>
-    <w:p>
-      <w:pPr>
-        <w:rPr>
-          <w:b/>
-          <w:bCs/>
-        </w:rPr>
-      </w:pPr>
-    </w:p>
-    <w:p/>
-    <w:p>
-      <w:pPr>
-        <w:pStyle w:val="ListParagraph"/>
-      </w:pPr>
-    </w:p>
-    <w:p>
-      <w:pPr>
-        <w:rPr>
-          <w:u w:val="single"/>
-        </w:rPr>
-      </w:pPr>
     </w:p>
     <w:sectPr>
       <w:pgSz w:w="12240" w:h="15840"/>
@@ -4099,6 +4164,7 @@
   <w:style w:type="character" w:default="1" w:styleId="DefaultParagraphFont">
     <w:name w:val="Default Paragraph Font"/>
     <w:uiPriority w:val="1"/>
+    <w:semiHidden/>
     <w:unhideWhenUsed/>
   </w:style>
   <w:style w:type="table" w:default="1" w:styleId="TableNormal">
